--- a/deliverables/VIDEO_6_Before_You_Take_An_Internal_Role_FINAL/Publishing_Materials.docx
+++ b/deliverables/VIDEO_6_Before_You_Take_An_Internal_Role_FINAL/Publishing_Materials.docx
@@ -62,7 +62,7 @@
           <w:color w:val="8A6D1E"/>
           <w:sz w:val="20"/>
         </w:rPr>
-        <w:t xml:space="preserve">Primary title  </w:t>
+        <w:t xml:space="preserve">Title  </w:t>
       </w:r>
       <w:r>
         <w:rPr>
@@ -81,26 +81,7 @@
           <w:color w:val="8A6D1E"/>
           <w:sz w:val="20"/>
         </w:rPr>
-        <w:t xml:space="preserve">Alternate / search phrasing only  </w:t>
-      </w:r>
-      <w:r>
-        <w:rPr>
-          <w:sz w:val="21"/>
-        </w:rPr>
-        <w:t>Should I Make an Internal Move? 3 Questions to Decide</w:t>
-      </w:r>
-    </w:p>
-    <w:p>
-      <w:pPr>
-        <w:spacing w:after="80"/>
-      </w:pPr>
-      <w:r>
-        <w:rPr>
-          <w:b/>
-          <w:color w:val="8A6D1E"/>
-          <w:sz w:val="20"/>
-        </w:rPr>
-        <w:t xml:space="preserve">Active thumbnail line  </w:t>
+        <w:t xml:space="preserve">Active thumbnail  </w:t>
       </w:r>
       <w:r>
         <w:rPr>
@@ -119,13 +100,13 @@
           <w:color w:val="8A6D1E"/>
           <w:sz w:val="20"/>
         </w:rPr>
-        <w:t xml:space="preserve">Thumbnail artwork status  </w:t>
+        <w:t xml:space="preserve">Opening identifier  </w:t>
       </w:r>
       <w:r>
         <w:rPr>
           <w:sz w:val="21"/>
         </w:rPr>
-        <w:t>ARTWORK NOT YET SUPPLIED</w:t>
+        <w:t>“You are offered an internal role.”</w:t>
       </w:r>
     </w:p>
     <w:p>
@@ -138,13 +119,13 @@
           <w:color w:val="8A6D1E"/>
           <w:sz w:val="20"/>
         </w:rPr>
-        <w:t xml:space="preserve">Superseded thumbnail line  </w:t>
+        <w:t xml:space="preserve">Framework  </w:t>
       </w:r>
       <w:r>
         <w:rPr>
           <w:sz w:val="21"/>
         </w:rPr>
-        <w:t>YOU MAY NOT NEED TO LEAVE</w:t>
+        <w:t>Work, Judgment, Evidence</w:t>
       </w:r>
     </w:p>
     <w:p>
@@ -183,6 +164,25 @@
           <w:sz w:val="21"/>
         </w:rPr>
         <w:t>Make Your Next Move Without Starting Over   https://www.youtube.com/playlist?list=PLJt1Qn1s6-3U</w:t>
+      </w:r>
+    </w:p>
+    <w:p>
+      <w:pPr>
+        <w:spacing w:after="80"/>
+      </w:pPr>
+      <w:r>
+        <w:rPr>
+          <w:b/>
+          <w:color w:val="8A6D1E"/>
+          <w:sz w:val="20"/>
+        </w:rPr>
+        <w:t xml:space="preserve">Watch Next  </w:t>
+      </w:r>
+      <w:r>
+        <w:rPr>
+          <w:sz w:val="21"/>
+        </w:rPr>
+        <w:t>Are You Growing, or Just Being Given More Work?   (Video 7)</w:t>
       </w:r>
     </w:p>
     <w:p>
@@ -231,7 +231,7 @@
           <w:i w:val="0"/>
           <w:sz w:val="22"/>
         </w:rPr>
-        <w:t>An internal move can look safe because the logo does not change. That is exactly why it can fool you.</w:t>
+        <w:t>You are offered an internal role. Same company. Better title. Maybe more visibility. Maybe more money. It feels like progress because something is changing.</w:t>
       </w:r>
     </w:p>
     <w:p>
@@ -244,7 +244,20 @@
           <w:i w:val="0"/>
           <w:sz w:val="22"/>
         </w:rPr>
-        <w:t>Before you take an internal role, the question is not simply whether you are leaving. It is whether the work will build something new in you. In this video I give you three questions for reading what an internal opportunity will actually build:</w:t>
+        <w:t>But before saying yes, there is one question worth answering: a year from now, what will you be able to do, decide, or prove that you cannot do today?</w:t>
+      </w:r>
+    </w:p>
+    <w:p>
+      <w:pPr>
+        <w:spacing w:before="0" w:after="160"/>
+      </w:pPr>
+      <w:r>
+        <w:rPr>
+          <w:b w:val="0"/>
+          <w:i w:val="0"/>
+          <w:sz w:val="22"/>
+        </w:rPr>
+        <w:t>An internal move can change your title without changing your career. In this video I give you three questions for reading what an internal opportunity will actually build:</w:t>
       </w:r>
     </w:p>
     <w:p>
@@ -274,7 +287,7 @@
           <w:i w:val="0"/>
           <w:sz w:val="22"/>
         </w:rPr>
-        <w:t>This is not an argument that internal is better than external. It is a decision tool for reading whether your current organization can still give you access to useful new work. A new employer can give you a new logo and the same work, so compare the actual access to different work, stronger judgment, and clearer evidence.</w:t>
+        <w:t>This is not an argument that internal is better than external. A new employer can give you a new logo and the same work. Compare the actual access to different work, stronger judgment, and clearer evidence.</w:t>
       </w:r>
     </w:p>
     <w:p>
@@ -288,6 +301,19 @@
           <w:sz w:val="22"/>
         </w:rPr>
         <w:t>A move can still be right for compensation, flexibility, stability, manager fit, family needs, benefits, timing, or another reason that matters in your life. And an internal move cannot erase bias, age discrimination, blocked access, compensation bands, missing credentials, or the fact that your organization may not contain the work you need.</w:t>
+      </w:r>
+    </w:p>
+    <w:p>
+      <w:pPr>
+        <w:spacing w:before="0" w:after="160"/>
+      </w:pPr>
+      <w:r>
+        <w:rPr>
+          <w:b w:val="0"/>
+          <w:i w:val="0"/>
+          <w:sz w:val="22"/>
+        </w:rPr>
+        <w:t>You may not need to leave. But the work does need to change.</w:t>
       </w:r>
     </w:p>
     <w:p>
@@ -477,7 +503,7 @@
           <w:i w:val="0"/>
           <w:sz w:val="22"/>
         </w:rPr>
-        <w:t>Three clear yeses gives you a strong growth case. Two yeses tells you what to investigate or negotiate. Zero or one does not automatically make the move wrong, but it may mean you are choosing it for something other than growth, and it is worth being accurate about that.</w:t>
+        <w:t>Three clear yeses and the developmental case is strong. Two yeses tells you which dimension to investigate or negotiate. Zero or one does not automatically make the move wrong, but it may be movement without much growth, and it is worth being accurate about that.</w:t>
       </w:r>
     </w:p>
     <w:p>
@@ -588,7 +614,7 @@
           <w:color w:val="112345"/>
           <w:sz w:val="26"/>
         </w:rPr>
-        <w:t>PLAYLIST AND ROUTING</w:t>
+        <w:t>WHAT CHANGED IN THIS SYNCHRONIZATION</w:t>
       </w:r>
     </w:p>
     <w:p>
@@ -601,13 +627,13 @@
           <w:color w:val="8A6D1E"/>
           <w:sz w:val="20"/>
         </w:rPr>
-        <w:t xml:space="preserve">Playlist  </w:t>
+        <w:t xml:space="preserve">Description  </w:t>
       </w:r>
       <w:r>
         <w:rPr>
           <w:sz w:val="21"/>
         </w:rPr>
-        <w:t>Make Your Next Move Without Starting Over</w:t>
+        <w:t>OPENING PARAGRAPH REPLACED. The previous description opened on "an internal move can look safe because the logo does not change," which the locked script no longer says. It now opens on the offer and the one-year question, which is the script's actual opening. The three questions, the boundaries paragraph, the resource route, Watch Next and hashtags are unchanged.</w:t>
       </w:r>
     </w:p>
     <w:p>
@@ -620,13 +646,13 @@
           <w:color w:val="8A6D1E"/>
           <w:sz w:val="20"/>
         </w:rPr>
-        <w:t xml:space="preserve">URL  </w:t>
+        <w:t xml:space="preserve">Pinned comment  </w:t>
       </w:r>
       <w:r>
         <w:rPr>
           <w:sz w:val="21"/>
         </w:rPr>
-        <w:t>https://www.youtube.com/playlist?list=PLJt1Qn1s6-3U</w:t>
+        <w:t>COPY UPDATE. The three questions are unchanged and still spoken verbatim. The reading line said "a strong growth case"; the locked script says the developmental case is strong, and the zero-or-one reading now carries the script's own MAY BE qualification.</w:t>
       </w:r>
     </w:p>
     <w:p>
@@ -639,51 +665,13 @@
           <w:color w:val="8A6D1E"/>
           <w:sz w:val="20"/>
         </w:rPr>
-        <w:t xml:space="preserve">Position  </w:t>
+        <w:t xml:space="preserve">Tags and hashtags  </w:t>
       </w:r>
       <w:r>
         <w:rPr>
           <w:sz w:val="21"/>
         </w:rPr>
-        <w:t>Video 6</w:t>
-      </w:r>
-    </w:p>
-    <w:p>
-      <w:pPr>
-        <w:spacing w:after="80"/>
-      </w:pPr>
-      <w:r>
-        <w:rPr>
-          <w:b/>
-          <w:color w:val="8A6D1E"/>
-          <w:sz w:val="20"/>
-        </w:rPr>
-        <w:t xml:space="preserve">Watch Next  </w:t>
-      </w:r>
-      <w:r>
-        <w:rPr>
-          <w:sz w:val="21"/>
-        </w:rPr>
-        <w:t>Are You Growing, or Just Being Given More Work?   (Video 7)</w:t>
-      </w:r>
-    </w:p>
-    <w:p>
-      <w:pPr>
-        <w:spacing w:after="80"/>
-      </w:pPr>
-      <w:r>
-        <w:rPr>
-          <w:b/>
-          <w:color w:val="8A6D1E"/>
-          <w:sz w:val="20"/>
-        </w:rPr>
-        <w:t xml:space="preserve">Link placeholder  </w:t>
-      </w:r>
-      <w:r>
-        <w:rPr>
-          <w:sz w:val="21"/>
-        </w:rPr>
-        <w:t>[ADD VIDEO 7 LINK]</w:t>
+        <w:t>Unchanged. The retired primary title is deliberately retained as a search tag so the topic still surfaces for people searching that way.</w:t>
       </w:r>
     </w:p>
     <w:p>
@@ -713,16 +701,7 @@
           <w:color w:val="5A6B82"/>
           <w:sz w:val="20"/>
         </w:rPr>
-        <w:t>CHAPTER RULE</w:t>
-        <w:br/>
-        <w:br/>
-        <w:t>Do not estimate chapters from the script, and do not ship the estimated</w:t>
-        <w:br/>
-        <w:t>chapter list that appeared in earlier drafts. Build and insert chapters from</w:t>
-        <w:br/>
-        <w:t>the actual final export after the edit is locked. No chapter timings are</w:t>
-        <w:br/>
-        <w:t>included in this package by design.</w:t>
+        <w:t>NO CHAPTER TIMESTAMPS ARE SUPPLIED. Build chapters from the actual final export after the edit is locked. Do not estimate them from the script.</w:t>
       </w:r>
     </w:p>
     <w:p>
@@ -736,16 +715,7 @@
           <w:color w:val="5A6B82"/>
           <w:sz w:val="20"/>
         </w:rPr>
-        <w:t>MUSIC ATTRIBUTION</w:t>
-        <w:br/>
-        <w:br/>
-        <w:t>Add a MUSIC section to the description only if music is actually used in the</w:t>
-        <w:br/>
-        <w:t>final edit, and use the real track and license information from the finished</w:t>
-        <w:br/>
-        <w:t>project. No track name, artist, or license code is supplied in this package,</w:t>
-        <w:br/>
-        <w:t>because none has been supplied to it. Never invent one.</w:t>
+        <w:t>NO MUSIC ATTRIBUTION IS SUPPLIED. Add a music section only if music is used in the final edit, using the real track and license from the finished project. Never invent a license code.</w:t>
       </w:r>
     </w:p>
     <w:p>
@@ -759,7 +729,32 @@
           <w:color w:val="5A6B82"/>
           <w:sz w:val="20"/>
         </w:rPr>
-        <w:t>One product route only in this video: Career Decision Evidence Check. Do not add a second product link, and do not mention the book, the workshop or any other offer.</w:t>
+        <w:t>LINKED DESTINATIONS</w:t>
+        <w:br/>
+        <w:br/>
+        <w:t>Confirm each destination is reachable by a viewer before publication. These</w:t>
+        <w:br/>
+        <w:t>addresses are carried forward from the approved packages and were not invented</w:t>
+        <w:br/>
+        <w:t>here, but nothing in this package can test whether they resolve:</w:t>
+        <w:br/>
+        <w:br/>
+        <w:t xml:space="preserve">  https://temidayoafonja.com/career-evidence-starter</w:t>
+        <w:br/>
+        <w:t xml:space="preserve">  https://temidayoafonja.com/keep-the-proof</w:t>
+        <w:br/>
+        <w:t xml:space="preserve">  https://temidayoafonja.com/career-decisions</w:t>
+        <w:br/>
+        <w:t xml:space="preserve">  https://temidayoafonja.com/fieldkit</w:t>
+        <w:br/>
+        <w:t xml:space="preserve">  https://www.youtube.com/playlist?list=PLJt1Qn1s6-3U</w:t>
+        <w:br/>
+        <w:br/>
+        <w:t>No YouTube video URL is supplied for any Watch Next card. The placeholder in</w:t>
+        <w:br/>
+        <w:t>each description is deliberate. Paste the real URL once the destination video</w:t>
+        <w:br/>
+        <w:t>is published. Do not construct a YouTube URL from a guessed identifier.</w:t>
       </w:r>
     </w:p>
     <w:p>
@@ -773,45 +768,7 @@
           <w:color w:val="5A6B82"/>
           <w:sz w:val="20"/>
         </w:rPr>
-        <w:t>VIDEO 6 TITLE AND THUMBNAIL CHANGE</w:t>
-        <w:br/>
-        <w:br/>
-        <w:t xml:space="preserve">  Old primary title:    Should I Make an Internal Move? 3 Questions to Decide</w:t>
-        <w:br/>
-        <w:t xml:space="preserve">  New primary title:    Before You Take an Internal Role, Ask These 3 Questions</w:t>
-        <w:br/>
-        <w:br/>
-        <w:t xml:space="preserve">  Old active thumbnail: YOU MAY NOT NEED TO LEAVE</w:t>
-        <w:br/>
-        <w:t xml:space="preserve">  New active thumbnail: NEW TITLE, SAME WORK?</w:t>
-        <w:br/>
-        <w:br/>
-        <w:t>The old title is retained as an alternate and search phrasing only. It appears</w:t>
-        <w:br/>
-        <w:t>in the tag list so the topic still surfaces for people searching that way. It</w:t>
-        <w:br/>
-        <w:t>must not be used as the published primary title.</w:t>
-        <w:br/>
-        <w:br/>
-        <w:t>The new thumbnail line is the active line. It creates doubt immediately, which</w:t>
-        <w:br/>
-        <w:t>is what the revised opening is built on. The replacement thumbnail artwork does</w:t>
-        <w:br/>
-        <w:t>not exist yet and is not created in this package. See the QA report.</w:t>
-      </w:r>
-    </w:p>
-    <w:p>
-      <w:pPr>
-        <w:spacing w:before="0" w:after="160"/>
-      </w:pPr>
-      <w:r>
-        <w:rPr>
-          <w:b/>
-          <w:i w:val="0"/>
-          <w:color w:val="9B2C10"/>
-          <w:sz w:val="20"/>
-        </w:rPr>
-        <w:t>MISSING PUBLISHING ASSET: the replacement thumbnail artwork for the new active line does not exist yet. It was not designed, generated or altered here. The video cannot publish until that artwork is supplied. See the QA report.</w:t>
+        <w:t>One product route only in this video. Do not add a second product link and do not stack an additional spoken CTA.</w:t>
       </w:r>
     </w:p>
     <w:sectPr>
